--- a/P2_Transicion_Breve_de_Recuperacion.docx
+++ b/P2_Transicion_Breve_de_Recuperacion.docx
@@ -12,7 +12,7 @@
           <w:color w:val="2C3E50"/>
           <w:sz w:val="44"/>
         </w:rPr>
-        <w:t>Transicion Breve de Recuperacion</w:t>
+        <w:t>Transición Breve de Recuperación</w:t>
       </w:r>
     </w:p>
     <w:p>
@@ -86,7 +86,7 @@
           <w:color w:val="323232"/>
           <w:sz w:val="22"/>
         </w:rPr>
-        <w:t>Transicion Breve de Recuperacion</w:t>
+        <w:t>Transición Breve de Recuperación</w:t>
       </w:r>
     </w:p>
     <w:p>
@@ -100,7 +100,7 @@
           <w:color w:val="323232"/>
           <w:sz w:val="22"/>
         </w:rPr>
-        <w:t>Objetivo: crear una secuencia sencilla entre un periodo de actividad y otro de menor exigencia, dandole a tu cuerpo una senal clara de que el nivel de demanda cambio.</w:t>
+        <w:t>Objetivo: crear una secuencia sencilla entre un período de actividad y otro de menor exigencia, dándole a tu cuerpo una señal clara de que el nivel de demanda cambió.</w:t>
       </w:r>
     </w:p>
     <w:p>
@@ -114,7 +114,7 @@
           <w:color w:val="323232"/>
           <w:sz w:val="22"/>
         </w:rPr>
-        <w:t>Duracion estimada: 5-10 minutos.</w:t>
+        <w:t>Duración estimada: 5-10 minutos.</w:t>
       </w:r>
     </w:p>
     <w:p>
@@ -128,7 +128,7 @@
           <w:color w:val="323232"/>
           <w:sz w:val="22"/>
         </w:rPr>
-        <w:t>Cuando usarla: en cualquier momento de transicion entre actividades. Los mas habituales son al terminar la jornada laboral, despues de comer, despues del ejercicio, al llegar a casa o al prepararse para dormir. Elige el que mas sentido tenga en tu dia.</w:t>
+        <w:t>Cuándo usarla: en cualquier momento de transición entre actividades. Los más habituales son al terminar la jornada laboral, después de comer, después del ejercicio, al llegar a casa o al prepararse para dormir. Elige el que más sentido tenga en tu día.</w:t>
       </w:r>
     </w:p>
     <w:p>
@@ -155,7 +155,7 @@
           <w:color w:val="323232"/>
           <w:sz w:val="22"/>
         </w:rPr>
-        <w:t>Observa como estas ahora mismo. No intentes cambiar nada todavia. Solo registra:</w:t>
+        <w:t>Observa cómo estás ahora mismo. No intentes cambiar nada todavía. Solo registra:</w:t>
       </w:r>
     </w:p>
     <w:p>
@@ -168,7 +168,7 @@
           <w:color w:val="505050"/>
           <w:sz w:val="22"/>
         </w:rPr>
-        <w:t>Energia (1-10): _____</w:t>
+        <w:t>Energía (1-10): _____</w:t>
       </w:r>
     </w:p>
     <w:p>
@@ -181,7 +181,7 @@
           <w:color w:val="505050"/>
           <w:sz w:val="22"/>
         </w:rPr>
-        <w:t>Tension (1-10): _____</w:t>
+        <w:t>Tensión (1-10): _____</w:t>
       </w:r>
     </w:p>
     <w:p>
@@ -194,7 +194,7 @@
           <w:color w:val="505050"/>
           <w:sz w:val="22"/>
         </w:rPr>
-        <w:t>Donde siento mas tension: ________________________________</w:t>
+        <w:t>Dónde siento más tensión: ________________________________</w:t>
       </w:r>
     </w:p>
     <w:p>
@@ -208,7 +208,7 @@
           <w:color w:val="323232"/>
           <w:sz w:val="22"/>
         </w:rPr>
-        <w:t>Mi cabeza esta: tranquila / activa / acelerada</w:t>
+        <w:t>Mi cabeza está: tranquila / activa / acelerada</w:t>
       </w:r>
     </w:p>
     <w:p>
@@ -249,7 +249,7 @@
           <w:color w:val="323232"/>
           <w:sz w:val="22"/>
         </w:rPr>
-        <w:t>Para lo que estabas haciendo. Si estabas trabajando, cierra la pantalla o aparta lo que tengas delante. Si estabas en una conversacion, dale un cierre. Si estabas moviendote, quedate quieto un momento.</w:t>
+        <w:t>Para lo que estabas haciendo. Si estabas trabajando, cierra la pantalla o aparta lo que tengas delante. Si estabas en una conversación, dale un cierre. Si estabas moviéndote, quédate quieto un momento.</w:t>
       </w:r>
     </w:p>
     <w:p>
@@ -263,7 +263,7 @@
           <w:color w:val="323232"/>
           <w:sz w:val="22"/>
         </w:rPr>
-        <w:t>El objetivo es marcar un corte. Tu cuerpo necesita una senal clara de que una etapa termino. Sin ese corte, arrastras la energia y la tension de lo anterior hacia lo siguiente.</w:t>
+        <w:t>El objetivo es marcar un corte. Tu cuerpo necesita una señal clara de que una etapa terminó. Sin ese corte, arrastras la energía y la tensión de lo anterior hacia lo siguiente.</w:t>
       </w:r>
     </w:p>
     <w:p>
@@ -276,7 +276,7 @@
           <w:color w:val="2C3E50"/>
           <w:sz w:val="28"/>
         </w:rPr>
-        <w:t>PASO 2: REDUCIR ESTIMULOS</w:t>
+        <w:t>PASO 2: REDUCIR ESTÍMULOS</w:t>
       </w:r>
     </w:p>
     <w:p>
@@ -304,7 +304,7 @@
           <w:color w:val="323232"/>
           <w:sz w:val="22"/>
         </w:rPr>
-        <w:t>Baja el nivel de lo que te rodea. Si hay ruido, reduce lo que puedas. Si hay pantallas encendidas, apagarlas o voltearlas. Si estas en un lugar con mucha gente, busca un rincon mas tranquilo. Si nada de eso es posible, simplemente cierra los ojos un momento.</w:t>
+        <w:t>Baja el nivel de lo que te rodea. Si hay ruido, reduce lo que puedas. Si hay pantallas encendidas, apágarlas o voltearlas. Si estás en un lugar con mucha gente, busca un rincón más tranquilo. Si nada de eso es posible, simplemente cierra los ojos un momento.</w:t>
       </w:r>
     </w:p>
     <w:p>
@@ -318,7 +318,7 @@
           <w:color w:val="323232"/>
           <w:sz w:val="22"/>
         </w:rPr>
-        <w:t>No necesitas silencio absoluto. Solo bajar un escalon en la cantidad de cosas que tu cerebro esta procesando.</w:t>
+        <w:t>No necesitas silencio absoluto. Solo bajar un escalón en la cantidad de cosas que tu cerebro está procesando.</w:t>
       </w:r>
     </w:p>
     <w:p>
@@ -331,7 +331,7 @@
           <w:color w:val="2C3E50"/>
           <w:sz w:val="28"/>
         </w:rPr>
-        <w:t>PASO 3: PRACTICA RESPIRATORIA O PAUSA BREVE</w:t>
+        <w:t>PASO 3: PRÁCTICA RESPIRATORIA O PAUSA BREVE</w:t>
       </w:r>
     </w:p>
     <w:p>
@@ -359,7 +359,7 @@
           <w:color w:val="323232"/>
           <w:sz w:val="22"/>
         </w:rPr>
-        <w:t>Opcion A: Micro-reset completo</w:t>
+        <w:t>Opción A: Micro-reset completo</w:t>
       </w:r>
     </w:p>
     <w:p>
@@ -373,7 +373,7 @@
           <w:color w:val="323232"/>
           <w:sz w:val="22"/>
         </w:rPr>
-        <w:t>Haz las cinco respiraciones con exhalacion larga que aprendiste en la Leccion 3. Inhala contando hasta tres, exhala contando hasta cinco o seis. Despues revisa los cuatro puntos: mandibula, hombros, manos, estomago. Suelta lo que puedas. Finalmente, mira lo que te estaba ocupando la cabeza como si lo vieras desde fuera.</w:t>
+        <w:t>Haz las cinco respiraciones con exhalación larga que aprendiste en la Lección 3. Inhala contando hasta tres, exhala contando hasta cinco o seis. Después revisa los cuatro puntos: mandíbula, hombros, manos, estómago. Suelta lo que puedas. Finalmente, mira lo que te estaba ocupando la cabeza como si lo vieras desde fuera.</w:t>
       </w:r>
     </w:p>
     <w:p>
@@ -387,7 +387,7 @@
           <w:color w:val="323232"/>
           <w:sz w:val="22"/>
         </w:rPr>
-        <w:t>Opcion B: Pausa simple</w:t>
+        <w:t>Opción B: Pausa simple</w:t>
       </w:r>
     </w:p>
     <w:p>
@@ -401,7 +401,7 @@
           <w:color w:val="323232"/>
           <w:sz w:val="22"/>
         </w:rPr>
-        <w:t>Si no tienes espacio o momento para el micro-reset completo, haz tres respiraciones lentas con los ojos cerrados. Solo eso. Tres respiraciones donde la exhalacion sea mas larga que la inhalacion.</w:t>
+        <w:t>Si no tienes espacio o momento para el micro-reset completo, haz tres respiraciones lentas con los ojos cerrados. Solo eso. Tres respiraciones donde la exhalación sea más larga que la inhalación.</w:t>
       </w:r>
     </w:p>
     <w:p>
@@ -415,7 +415,7 @@
           <w:color w:val="323232"/>
           <w:sz w:val="22"/>
         </w:rPr>
-        <w:t>Cualquiera de las dos opciones cumple la funcion. Elige la que se ajuste al momento.</w:t>
+        <w:t>Cualquiera de las dos opciones cumple la función. Elige la que se ajuste al momento.</w:t>
       </w:r>
     </w:p>
     <w:p>
@@ -429,7 +429,7 @@
           <w:color w:val="323232"/>
           <w:sz w:val="22"/>
         </w:rPr>
-        <w:t>Nota importante: si en algun momento la respiracion te genera incomodidad, mareo o ansiedad, detente. Respira con normalidad. No fuerces nada. La practica debe ser comoda. Si persiste la incomodidad, dejala para otro momento y consulta con un profesional.</w:t>
+        <w:t>Nota importante: si en algún momento la respiración te genera incomodidad, mareo o ansiedad, detente. Respira con normalidad. No fuerces nada. La práctica debe ser cómoda. Si persiste la incomodidad, déjala para otro momento y consulta con un profesional.</w:t>
       </w:r>
     </w:p>
     <w:p>
@@ -470,7 +470,7 @@
           <w:color w:val="323232"/>
           <w:sz w:val="22"/>
         </w:rPr>
-        <w:t>Incorpora un movimiento ligero. No es ejercicio. Es darle a tu cuerpo una senal de que puede cambiar de estado.</w:t>
+        <w:t>Incorpora un movimiento ligero. No es ejercicio. Es darle a tu cuerpo una señal de que puede cambiar de estado.</w:t>
       </w:r>
     </w:p>
     <w:p>
@@ -512,7 +512,7 @@
           <w:color w:val="3C3C3C"/>
           <w:sz w:val="22"/>
         </w:rPr>
-        <w:t>• Caminar unos pasos por la habitacion.</w:t>
+        <w:t>• Caminar unos pasos por la habitación.</w:t>
       </w:r>
     </w:p>
     <w:p>
@@ -568,7 +568,7 @@
           <w:color w:val="323232"/>
           <w:sz w:val="22"/>
         </w:rPr>
-        <w:t>Elige lo que te pida el cuerpo. Un minuto es suficiente. Si alguno de estos movimientos te genera dolor o molestia, no lo hagas. Sustituye por otro que te resulte comodo.</w:t>
+        <w:t>Elige lo que te pida el cuerpo. Un minuto es suficiente. Si alguno de estos movimientos te genera dolor o molestia, no lo hagas. Sustitúye por otro que te resulte cómodo.</w:t>
       </w:r>
     </w:p>
     <w:p>
@@ -609,7 +609,7 @@
           <w:color w:val="323232"/>
           <w:sz w:val="22"/>
         </w:rPr>
-        <w:t>Antes de pasar a lo que viene, toma un momento para decidir. No saltes automaticamente a la siguiente actividad. Hazte una pregunta: que quiero hacer ahora y con que energia quiero hacerlo.</w:t>
+        <w:t>Antes de pasar a lo que viene, toma un momento para decidir. No saltes automáticamente a la siguiente actividad. Hazte una pregunta: qué quiero hacer ahora y con qué energía quiero hacerlo.</w:t>
       </w:r>
     </w:p>
     <w:p>
@@ -623,7 +623,7 @@
           <w:color w:val="323232"/>
           <w:sz w:val="22"/>
         </w:rPr>
-        <w:t>Eso es todo. No necesitas un plan elaborado. Solo ese segundo de intencion antes de arrancar. Esa pausa entre el terminar y el empezar es lo que convierte una transicion en algo consciente en lugar de algo automatico.</w:t>
+        <w:t>Eso es todo. No necesitas un plan elaborado. Solo ese segundo de intención antes de arrancar. Esa pausa entre el terminar y el empezar es lo que convierte una transición en algo consciente en lugar de algo automático.</w:t>
       </w:r>
     </w:p>
     <w:p>
@@ -664,7 +664,7 @@
           <w:color w:val="323232"/>
           <w:sz w:val="22"/>
         </w:rPr>
-        <w:t>Vuelve a observar como estas. Compara con lo que anotaste antes de empezar:</w:t>
+        <w:t>Vuelve a observar cómo estás. Compara con lo que anotaste antes de empezar:</w:t>
       </w:r>
     </w:p>
     <w:p>
@@ -677,7 +677,7 @@
           <w:color w:val="505050"/>
           <w:sz w:val="22"/>
         </w:rPr>
-        <w:t>Energia (1-10): _____</w:t>
+        <w:t>Energía (1-10): _____</w:t>
       </w:r>
     </w:p>
     <w:p>
@@ -690,7 +690,7 @@
           <w:color w:val="505050"/>
           <w:sz w:val="22"/>
         </w:rPr>
-        <w:t>Tension (1-10): _____</w:t>
+        <w:t>Tensión (1-10): _____</w:t>
       </w:r>
     </w:p>
     <w:p>
@@ -703,7 +703,7 @@
           <w:color w:val="505050"/>
           <w:sz w:val="22"/>
         </w:rPr>
-        <w:t>Donde siento mas tension ahora: ________________________________</w:t>
+        <w:t>Dónde siento más tensión ahora: ________________________________</w:t>
       </w:r>
     </w:p>
     <w:p>
@@ -717,7 +717,7 @@
           <w:color w:val="323232"/>
           <w:sz w:val="22"/>
         </w:rPr>
-        <w:t>Mi cabeza esta: tranquila / activa / acelerada</w:t>
+        <w:t>Mi cabeza está: tranquila / activa / acelerada</w:t>
       </w:r>
     </w:p>
     <w:p>
@@ -731,7 +731,7 @@
           <w:color w:val="323232"/>
           <w:sz w:val="22"/>
         </w:rPr>
-        <w:t>Algo que note durante la transicion:</w:t>
+        <w:t>Algo que noté durante la transición:</w:t>
       </w:r>
     </w:p>
     <w:p>
@@ -798,7 +798,7 @@
           <w:color w:val="2C3E50"/>
           <w:sz w:val="24"/>
         </w:rPr>
-        <w:t>2. Reducir estimulos (1 min)</w:t>
+        <w:t>2. Reducir estímulos (1 min)</w:t>
       </w:r>
     </w:p>
     <w:p>
@@ -812,7 +812,7 @@
           <w:color w:val="2C3E50"/>
           <w:sz w:val="24"/>
         </w:rPr>
-        <w:t>3. Practica respiratoria o pausa breve (2-3 min)</w:t>
+        <w:t>3. Práctica respiratoria o pausa breve (2-3 min)</w:t>
       </w:r>
     </w:p>
     <w:p>
@@ -895,7 +895,7 @@
           <w:color w:val="3C3C3C"/>
           <w:sz w:val="22"/>
         </w:rPr>
-        <w:t>• Empieza con una transicion al dia. La que mas necesites. Con el tiempo puedes anadir mas.</w:t>
+        <w:t>• Empieza con una transición al día. La que más necesites. Con el tiempo puedes añadir más.</w:t>
       </w:r>
     </w:p>
     <w:p>
@@ -923,7 +923,7 @@
           <w:color w:val="3C3C3C"/>
           <w:sz w:val="22"/>
         </w:rPr>
-        <w:t>• Si un dia no puedes hacer los seis pasos, haz solo el primero y el tercero: para y respira. Eso ya es una transicion.</w:t>
+        <w:t>• Si un día no puedes hacer los seis pasos, haz solo el primero y el tercero: para y respira. Eso ya es una transición.</w:t>
       </w:r>
     </w:p>
     <w:p>
@@ -937,7 +937,7 @@
           <w:color w:val="3C3C3C"/>
           <w:sz w:val="22"/>
         </w:rPr>
-        <w:t>• Usa el Protocolo 1 (Registro de Activacion y Recuperacion) para observar como las transiciones van afectando tu dia a lo largo de la semana.</w:t>
+        <w:t>• Usa el Protocolo 1 (Registro de Activación y Recuperación) para observar cómo las transiciones van afectando tu día a lo largo de la semana.</w:t>
       </w:r>
     </w:p>
     <w:p>
@@ -951,7 +951,7 @@
           <w:color w:val="3C3C3C"/>
           <w:sz w:val="22"/>
         </w:rPr>
-        <w:t>• Este protocolo es una herramienta de practica personal, no un tratamiento. Si notas que necesitas apoyo adicional, consulta con un profesional.</w:t>
+        <w:t>• Este protocolo es una herramienta de práctica personal, no un tratamiento. Si notas que necesitas apoyo adicional, consulta con un profesional.</w:t>
       </w:r>
     </w:p>
     <w:sectPr>
